--- a/tillsyn/A 10602-2026 tillsynsbegäran.docx
+++ b/tillsyn/A 10602-2026 tillsynsbegäran.docx
@@ -274,7 +274,7 @@
     <w:r>
       <w:tab/>
       <w:tab/>
-      <w:t>2026-03-01</w:t>
+      <w:t>2026-03-02</w:t>
       <w:br/>
       <w:br/>
     </w:r>

--- a/tillsyn/A 10602-2026 tillsynsbegäran.docx
+++ b/tillsyn/A 10602-2026 tillsynsbegäran.docx
@@ -274,7 +274,7 @@
     <w:r>
       <w:tab/>
       <w:tab/>
-      <w:t>2026-03-02</w:t>
+      <w:t>2026-03-03</w:t>
       <w:br/>
       <w:br/>
     </w:r>

--- a/tillsyn/A 10602-2026 tillsynsbegäran.docx
+++ b/tillsyn/A 10602-2026 tillsynsbegäran.docx
@@ -274,7 +274,7 @@
     <w:r>
       <w:tab/>
       <w:tab/>
-      <w:t>2026-03-03</w:t>
+      <w:t>2026-03-04</w:t>
       <w:br/>
       <w:br/>
     </w:r>

--- a/tillsyn/A 10602-2026 tillsynsbegäran.docx
+++ b/tillsyn/A 10602-2026 tillsynsbegäran.docx
@@ -274,7 +274,7 @@
     <w:r>
       <w:tab/>
       <w:tab/>
-      <w:t>2026-03-04</w:t>
+      <w:t>2026-03-05</w:t>
       <w:br/>
       <w:br/>
     </w:r>

--- a/tillsyn/A 10602-2026 tillsynsbegäran.docx
+++ b/tillsyn/A 10602-2026 tillsynsbegäran.docx
@@ -274,7 +274,7 @@
     <w:r>
       <w:tab/>
       <w:tab/>
-      <w:t>2026-03-05</w:t>
+      <w:t>2026-03-06</w:t>
       <w:br/>
       <w:br/>
     </w:r>

--- a/tillsyn/A 10602-2026 tillsynsbegäran.docx
+++ b/tillsyn/A 10602-2026 tillsynsbegäran.docx
@@ -274,7 +274,7 @@
     <w:r>
       <w:tab/>
       <w:tab/>
-      <w:t>2026-03-06</w:t>
+      <w:t>2026-03-07</w:t>
       <w:br/>
       <w:br/>
     </w:r>

--- a/tillsyn/A 10602-2026 tillsynsbegäran.docx
+++ b/tillsyn/A 10602-2026 tillsynsbegäran.docx
@@ -274,7 +274,7 @@
     <w:r>
       <w:tab/>
       <w:tab/>
-      <w:t>2026-03-13</w:t>
+      <w:t>2026-03-16</w:t>
       <w:br/>
       <w:br/>
     </w:r>

--- a/tillsyn/A 10602-2026 tillsynsbegäran.docx
+++ b/tillsyn/A 10602-2026 tillsynsbegäran.docx
@@ -274,7 +274,7 @@
     <w:r>
       <w:tab/>
       <w:tab/>
-      <w:t>2026-03-16</w:t>
+      <w:t>2026-03-17</w:t>
       <w:br/>
       <w:br/>
     </w:r>

--- a/tillsyn/A 10602-2026 tillsynsbegäran.docx
+++ b/tillsyn/A 10602-2026 tillsynsbegäran.docx
@@ -274,7 +274,7 @@
     <w:r>
       <w:tab/>
       <w:tab/>
-      <w:t>2026-03-17</w:t>
+      <w:t>2026-03-18</w:t>
       <w:br/>
       <w:br/>
     </w:r>

--- a/tillsyn/A 10602-2026 tillsynsbegäran.docx
+++ b/tillsyn/A 10602-2026 tillsynsbegäran.docx
@@ -274,7 +274,7 @@
     <w:r>
       <w:tab/>
       <w:tab/>
-      <w:t>2026-03-18</w:t>
+      <w:t>2026-03-19</w:t>
       <w:br/>
       <w:br/>
     </w:r>

--- a/tillsyn/A 10602-2026 tillsynsbegäran.docx
+++ b/tillsyn/A 10602-2026 tillsynsbegäran.docx
@@ -274,7 +274,7 @@
     <w:r>
       <w:tab/>
       <w:tab/>
-      <w:t>2026-03-19</w:t>
+      <w:t>2026-03-20</w:t>
       <w:br/>
       <w:br/>
     </w:r>

--- a/tillsyn/A 10602-2026 tillsynsbegäran.docx
+++ b/tillsyn/A 10602-2026 tillsynsbegäran.docx
@@ -22,7 +22,7 @@
     </w:p>
     <w:p>
       <w:r>
-        <w:t>Nedan beskrivs fynd av naturvårdsarter och fridlysta arter som gjorts i det avverkningsanmälda området.</w:t>
+        <w:t>Nedan beskrivs fynd av naturvårdsarter och fridlysta arter som gjorts i det avverkningsanmälda området. I BILAGA 1 finns artfakta om fridlysta arter.</w:t>
       </w:r>
     </w:p>
     <w:p>
@@ -35,7 +35,7 @@
     </w:p>
     <w:p>
       <w:r>
-        <w:t>I avverkningsanmälan har följande 3 naturvårdsarter hittats: kungsfiskare (VU, §4), tallticka (NT) och kopparödla (§6). Av dessa är 2 rödlistade. För rödlistade arter har rödlistekategorin angivits inom parentes. För fridlysta arter anges även paragrafen i Artskyddsförordningen som arten är fridlyst enligt.</w:t>
+        <w:t>I avverkningsanmälan har följande 8 naturvårdsarter hittats: grönfink (EN, §4), kungsfiskare (VU, §4), spillkråka (NT, §4), tallticka (NT), vedskivlav (NT), gröngöling (§4), grönsiska (§4) och kopparödla (§6). Av dessa är 5 rödlistade. För rödlistade arter har rödlistekategorin angivits inom parentes. För fridlysta arter anges även paragrafen i Artskyddsförordningen som arten är fridlyst enligt.</w:t>
       </w:r>
     </w:p>
     <w:p>
@@ -120,6 +120,26 @@
       </w:r>
     </w:p>
     <w:p>
+      <w:r>
+        <w:rPr>
+          <w:b/>
+        </w:rPr>
+        <w:t>Vedskivlav (NT)</w:t>
+      </w:r>
+      <w:r>
+        <w:t xml:space="preserve"> växer på gammal, torr, exponerad, hård kärnved av framförallt tall i naturskogsartade bestånd. Avverkning av tallskog av naturskogskaraktär med spår av återkommande bränder är ett hot. Mängden lämplig ved att växa på för vedskivlav minskar, dels på grund av naturlig nedbrytning men framförallt på grund av att de förstörs i samband med slutavverkningar, gallringar och markberedning. Tall- och blandbarrskogar av naturskogskaraktär med spår av återkommande bränder bör skyddas. Vedskivlav är typisk art för </w:t>
+      </w:r>
+      <w:r>
+        <w:rPr>
+          <w:i/>
+        </w:rPr>
+        <w:t>9010 Taiga</w:t>
+      </w:r>
+      <w:r>
+        <w:t xml:space="preserve"> (SLU Artdatabanken, 2024).</w:t>
+      </w:r>
+    </w:p>
+    <w:p>
       <w:pPr>
         <w:pStyle w:val="Heading1"/>
       </w:pPr>
@@ -129,7 +149,7 @@
     </w:p>
     <w:p>
       <w:r>
-        <w:t>Följande fridlysta arter har sina livsmiljöer och växtplatser i den avverkningsanmälda skogen: kungsfiskare (VU, §4) och kopparödla (§6).</w:t>
+        <w:t>Följande fridlysta arter har sina livsmiljöer och växtplatser i den avverkningsanmälda skogen: grönfink (EN, §4), kungsfiskare (VU, §4), spillkråka (NT, §4), gröngöling (§4), grönsiska (§4) och kopparödla (§6).</w:t>
       </w:r>
     </w:p>
     <w:p>
@@ -144,6 +164,125 @@
       </w:r>
       <w:r>
         <w:t>(artikel 1). Vidare att de åtgärder som vidtas inte får leda till en försämring av den nuvarande situationen beträffande bevarandet av de fågelarter som avses i artikel 1 (artikel 13). Fågeldirektivet är styrande för tillsynsansvariga myndigheters ärendehantering, ställningstaganden och beslutsfattande.</w:t>
+      </w:r>
+    </w:p>
+    <w:p>
+      <w:r>
+        <w:rPr>
+          <w:b/>
+        </w:rPr>
+        <w:t>Spillkråka (NT, §4)</w:t>
+      </w:r>
+      <w:r>
+        <w:t xml:space="preserve"> är rödlistad som nära hotad och ingår i bilaga 1 i EU:s fågeldirektiv. Den minskar i population på grund av minskad tillgång på lämpliga bo- och födoträd och minskad födotillgång. Spillkråkans minskningstakt har uppgått till 19 (24–10) % under de senaste 15 åren och bedöms vara nära gränsvärdet för Sårbar (VU) (A2bc). Spillkråka är en nyckelart i skogliga miljöer vars övergivna bohål utnyttjas av flera andra hålhäckande fågelarter och fladdermöss. Den behöver grova träd, främst tall, asp och bok som boträd. Skogsbruk med korta omloppstider och täta, homogena ungskogar utgör det största hotet. Spillkråka är typisk art för </w:t>
+      </w:r>
+      <w:r>
+        <w:rPr>
+          <w:i/>
+        </w:rPr>
+        <w:t xml:space="preserve">9010 Taiga </w:t>
+      </w:r>
+      <w:r>
+        <w:t>och</w:t>
+      </w:r>
+      <w:r>
+        <w:rPr>
+          <w:i/>
+        </w:rPr>
+        <w:t xml:space="preserve"> 9740 Skogsbevuxen myr </w:t>
+      </w:r>
+      <w:r>
+        <w:t>(SLU Artdatabanken, 2025; Skogsstyrelsen 2016).</w:t>
+      </w:r>
+    </w:p>
+    <w:p>
+      <w:r>
+        <w:t>I BILAGA 1 finns mer detaljerad information om ekologi samt krav på livsmiljö hos fridlysta arter.</w:t>
+      </w:r>
+    </w:p>
+    <w:p>
+      <w:r>
+        <w:br w:type="page"/>
+      </w:r>
+    </w:p>
+    <w:p>
+      <w:pPr>
+        <w:pStyle w:val="Title"/>
+      </w:pPr>
+      <w:r>
+        <w:t>BILAGA 1 – Fridlysta arter</w:t>
+      </w:r>
+    </w:p>
+    <w:p>
+      <w:pPr>
+        <w:pStyle w:val="Heading1"/>
+      </w:pPr>
+      <w:r>
+        <w:t>Spillkråka – ekologi samt krav på livsmiljön</w:t>
+      </w:r>
+    </w:p>
+    <w:p>
+      <w:r>
+        <w:t xml:space="preserve">Spillkråka (NT) är rödlistad som nära hotad, fridlyst enligt §4 Artskyddsförordningen, typisk art för </w:t>
+      </w:r>
+      <w:r>
+        <w:rPr>
+          <w:i/>
+        </w:rPr>
+        <w:t xml:space="preserve">9010 Taiga </w:t>
+      </w:r>
+      <w:r>
+        <w:t>och</w:t>
+      </w:r>
+      <w:r>
+        <w:rPr>
+          <w:i/>
+        </w:rPr>
+        <w:t xml:space="preserve"> 9740 Skogsbevuxen myr</w:t>
+      </w:r>
+      <w:r>
+        <w:t xml:space="preserve"> och ingår i bilaga 1 i EU:s fågeldirektiv. Spillkråka lever i både barr- och blandskog liksom i ren lövskog. De tätaste populationerna tenderar att finnas i äldre, variationsrik blandskog med gott om död ved och gamla träd. Spillkråka är en nyckelart i skogliga miljöer vars övergivna bohål utnyttjas av flera andra hålhäckande fågelarter och fladdermöss (SLU Artdatabanken, 2023; Skogsstyrelsen 2016).</w:t>
+      </w:r>
+    </w:p>
+    <w:p>
+      <w:r>
+        <w:t>Varje par utnyttjar 400–1000 hektar skog beroende på skogens kvalitet. En minskning av populationen pågår på grund av minskad tillgång på lämpliga bo- och födoträd och minskad födotillgång. Spillkråkans minskningstakt har uppgått till 19 (24–10) % under de senaste 15 åren. Minskningstakten för den svenska populationen bedöms vara nära gränsvärdet för Sårbar (VU) (A2bc). Skogsbruk med korta omloppstider och täta, homogena ungskogar utgör det största hotet (SLU Artdatabanken 2023).</w:t>
+      </w:r>
+    </w:p>
+    <w:p>
+      <w:pPr>
+        <w:pStyle w:val="Heading2"/>
+      </w:pPr>
+      <w:r>
+        <w:t>Referenser – spillkråka</w:t>
+      </w:r>
+    </w:p>
+    <w:p>
+      <w:r>
+        <w:t xml:space="preserve">Skogsstyrelsen, 2016. </w:t>
+      </w:r>
+      <w:r>
+        <w:rPr>
+          <w:i/>
+        </w:rPr>
+        <w:t xml:space="preserve">Vägledning för hänsyn till spillkråka. </w:t>
+      </w:r>
+      <w:r>
+        <w:t>Vägledningar och kunskapsstöd artskydd – Skogsstyrelsen.</w:t>
+      </w:r>
+    </w:p>
+    <w:p>
+      <w:r>
+        <w:t xml:space="preserve">SLU Artdatabanken, 2023. </w:t>
+      </w:r>
+      <w:r>
+        <w:rPr>
+          <w:i/>
+        </w:rPr>
+        <w:t xml:space="preserve">Artfaktablad. Naturvård – artfakta. </w:t>
+      </w:r>
+      <w:r>
+        <w:t>SLU Artdatabanken, Uppsala</w:t>
       </w:r>
     </w:p>
     <w:sectPr>
@@ -274,7 +413,7 @@
     <w:r>
       <w:tab/>
       <w:tab/>
-      <w:t>2026-03-20</w:t>
+      <w:t>2026-03-21</w:t>
       <w:br/>
       <w:br/>
     </w:r>

--- a/tillsyn/A 10602-2026 tillsynsbegäran.docx
+++ b/tillsyn/A 10602-2026 tillsynsbegäran.docx
@@ -413,7 +413,7 @@
     <w:r>
       <w:tab/>
       <w:tab/>
-      <w:t>2026-03-21</w:t>
+      <w:t>2026-03-22</w:t>
       <w:br/>
       <w:br/>
     </w:r>

--- a/tillsyn/A 10602-2026 tillsynsbegäran.docx
+++ b/tillsyn/A 10602-2026 tillsynsbegäran.docx
@@ -413,7 +413,7 @@
     <w:r>
       <w:tab/>
       <w:tab/>
-      <w:t>2026-03-22</w:t>
+      <w:t>2026-03-23</w:t>
       <w:br/>
       <w:br/>
     </w:r>

--- a/tillsyn/A 10602-2026 tillsynsbegäran.docx
+++ b/tillsyn/A 10602-2026 tillsynsbegäran.docx
@@ -413,7 +413,7 @@
     <w:r>
       <w:tab/>
       <w:tab/>
-      <w:t>2026-03-23</w:t>
+      <w:t>2026-03-24</w:t>
       <w:br/>
       <w:br/>
     </w:r>

--- a/tillsyn/A 10602-2026 tillsynsbegäran.docx
+++ b/tillsyn/A 10602-2026 tillsynsbegäran.docx
@@ -413,7 +413,7 @@
     <w:r>
       <w:tab/>
       <w:tab/>
-      <w:t>2026-03-24</w:t>
+      <w:t>2026-03-25</w:t>
       <w:br/>
       <w:br/>
     </w:r>

--- a/tillsyn/A 10602-2026 tillsynsbegäran.docx
+++ b/tillsyn/A 10602-2026 tillsynsbegäran.docx
@@ -413,7 +413,7 @@
     <w:r>
       <w:tab/>
       <w:tab/>
-      <w:t>2026-03-25</w:t>
+      <w:t>2026-03-26</w:t>
       <w:br/>
       <w:br/>
     </w:r>

--- a/tillsyn/A 10602-2026 tillsynsbegäran.docx
+++ b/tillsyn/A 10602-2026 tillsynsbegäran.docx
@@ -413,7 +413,7 @@
     <w:r>
       <w:tab/>
       <w:tab/>
-      <w:t>2026-03-26</w:t>
+      <w:t>2026-03-27</w:t>
       <w:br/>
       <w:br/>
     </w:r>

--- a/tillsyn/A 10602-2026 tillsynsbegäran.docx
+++ b/tillsyn/A 10602-2026 tillsynsbegäran.docx
@@ -413,7 +413,7 @@
     <w:r>
       <w:tab/>
       <w:tab/>
-      <w:t>2026-03-27</w:t>
+      <w:t>2026-03-28</w:t>
       <w:br/>
       <w:br/>
     </w:r>

--- a/tillsyn/A 10602-2026 tillsynsbegäran.docx
+++ b/tillsyn/A 10602-2026 tillsynsbegäran.docx
@@ -413,7 +413,7 @@
     <w:r>
       <w:tab/>
       <w:tab/>
-      <w:t>2026-03-28</w:t>
+      <w:t>2026-03-29</w:t>
       <w:br/>
       <w:br/>
     </w:r>

--- a/tillsyn/A 10602-2026 tillsynsbegäran.docx
+++ b/tillsyn/A 10602-2026 tillsynsbegäran.docx
@@ -413,7 +413,7 @@
     <w:r>
       <w:tab/>
       <w:tab/>
-      <w:t>2026-03-29</w:t>
+      <w:t>2026-03-30</w:t>
       <w:br/>
       <w:br/>
     </w:r>

--- a/tillsyn/A 10602-2026 tillsynsbegäran.docx
+++ b/tillsyn/A 10602-2026 tillsynsbegäran.docx
@@ -413,7 +413,7 @@
     <w:r>
       <w:tab/>
       <w:tab/>
-      <w:t>2026-03-30</w:t>
+      <w:t>2026-03-31</w:t>
       <w:br/>
       <w:br/>
     </w:r>

--- a/tillsyn/A 10602-2026 tillsynsbegäran.docx
+++ b/tillsyn/A 10602-2026 tillsynsbegäran.docx
@@ -413,7 +413,7 @@
     <w:r>
       <w:tab/>
       <w:tab/>
-      <w:t>2026-03-31</w:t>
+      <w:t>2026-04-01</w:t>
       <w:br/>
       <w:br/>
     </w:r>

--- a/tillsyn/A 10602-2026 tillsynsbegäran.docx
+++ b/tillsyn/A 10602-2026 tillsynsbegäran.docx
@@ -413,7 +413,7 @@
     <w:r>
       <w:tab/>
       <w:tab/>
-      <w:t>2026-04-01</w:t>
+      <w:t>2026-04-02</w:t>
       <w:br/>
       <w:br/>
     </w:r>

--- a/tillsyn/A 10602-2026 tillsynsbegäran.docx
+++ b/tillsyn/A 10602-2026 tillsynsbegäran.docx
@@ -413,7 +413,7 @@
     <w:r>
       <w:tab/>
       <w:tab/>
-      <w:t>2026-04-02</w:t>
+      <w:t>2026-04-03</w:t>
       <w:br/>
       <w:br/>
     </w:r>

--- a/tillsyn/A 10602-2026 tillsynsbegäran.docx
+++ b/tillsyn/A 10602-2026 tillsynsbegäran.docx
@@ -413,7 +413,7 @@
     <w:r>
       <w:tab/>
       <w:tab/>
-      <w:t>2026-04-03</w:t>
+      <w:t>2026-04-04</w:t>
       <w:br/>
       <w:br/>
     </w:r>

--- a/tillsyn/A 10602-2026 tillsynsbegäran.docx
+++ b/tillsyn/A 10602-2026 tillsynsbegäran.docx
@@ -35,7 +35,7 @@
     </w:p>
     <w:p>
       <w:r>
-        <w:t>I avverkningsanmälan har följande 8 naturvårdsarter hittats: grönfink (EN, §4), kungsfiskare (VU, §4), spillkråka (NT, §4), tallticka (NT), vedskivlav (NT), gröngöling (§4), grönsiska (§4) och kopparödla (§6). Av dessa är 5 rödlistade. För rödlistade arter har rödlistekategorin angivits inom parentes. För fridlysta arter anges även paragrafen i Artskyddsförordningen som arten är fridlyst enligt.</w:t>
+        <w:t>I avverkningsanmälan har följande 9 naturvårdsarter hittats: grönfink (EN, §4), kungsfiskare (VU, §4), kråka (NT, §4), spillkråka (NT, §4), tallticka (NT), vedskivlav (NT), gröngöling (§4), grönsiska (§4) och kopparödla (§6). Av dessa är 6 rödlistade. För rödlistade arter har rödlistekategorin angivits inom parentes. För fridlysta arter anges även paragrafen i Artskyddsförordningen som arten är fridlyst enligt.</w:t>
       </w:r>
     </w:p>
     <w:p>
@@ -149,7 +149,7 @@
     </w:p>
     <w:p>
       <w:r>
-        <w:t>Följande fridlysta arter har sina livsmiljöer och växtplatser i den avverkningsanmälda skogen: grönfink (EN, §4), kungsfiskare (VU, §4), spillkråka (NT, §4), gröngöling (§4), grönsiska (§4) och kopparödla (§6).</w:t>
+        <w:t>Följande fridlysta arter har sina livsmiljöer och växtplatser i den avverkningsanmälda skogen: grönfink (EN, §4), kungsfiskare (VU, §4), kråka (NT, §4), spillkråka (NT, §4), gröngöling (§4), grönsiska (§4) och kopparödla (§6).</w:t>
       </w:r>
     </w:p>
     <w:p>
@@ -413,7 +413,7 @@
     <w:r>
       <w:tab/>
       <w:tab/>
-      <w:t>2026-04-04</w:t>
+      <w:t>2026-04-05</w:t>
       <w:br/>
       <w:br/>
     </w:r>

--- a/tillsyn/A 10602-2026 tillsynsbegäran.docx
+++ b/tillsyn/A 10602-2026 tillsynsbegäran.docx
@@ -413,7 +413,7 @@
     <w:r>
       <w:tab/>
       <w:tab/>
-      <w:t>2026-04-05</w:t>
+      <w:t>2026-04-06</w:t>
       <w:br/>
       <w:br/>
     </w:r>

--- a/tillsyn/A 10602-2026 tillsynsbegäran.docx
+++ b/tillsyn/A 10602-2026 tillsynsbegäran.docx
@@ -171,10 +171,10 @@
         <w:rPr>
           <w:b/>
         </w:rPr>
-        <w:t>Spillkråka (NT, §4)</w:t>
+        <w:t>Spillkråka (§4)</w:t>
       </w:r>
       <w:r>
-        <w:t xml:space="preserve"> är rödlistad som nära hotad och ingår i bilaga 1 i EU:s fågeldirektiv. Den minskar i population på grund av minskad tillgång på lämpliga bo- och födoträd och minskad födotillgång. Spillkråkans minskningstakt har uppgått till 19 (24–10) % under de senaste 15 åren och bedöms vara nära gränsvärdet för Sårbar (VU) (A2bc). Spillkråka är en nyckelart i skogliga miljöer vars övergivna bohål utnyttjas av flera andra hålhäckande fågelarter och fladdermöss. Den behöver grova träd, främst tall, asp och bok som boträd. Skogsbruk med korta omloppstider och täta, homogena ungskogar utgör det största hotet. Spillkråka är typisk art för </w:t>
+        <w:t xml:space="preserve"> omfattas av bilaga 1 i EU:s fågeldirektiv och är typisk art för </w:t>
       </w:r>
       <w:r>
         <w:rPr>
@@ -189,10 +189,10 @@
         <w:rPr>
           <w:i/>
         </w:rPr>
-        <w:t xml:space="preserve"> 9740 Skogsbevuxen myr </w:t>
+        <w:t xml:space="preserve"> 9740 Skogsbevuxen myr</w:t>
       </w:r>
       <w:r>
-        <w:t>(SLU Artdatabanken, 2025; Skogsstyrelsen 2016).</w:t>
+        <w:t>. Den behöver grova träd, främst tall, asp och bok som boträd. Skogsbruk med korta omloppstider och täta, homogena ungskogar utgör det största hotet. Spillkråka är en nyckelart i skogliga miljöer vars övergivna bohål utnyttjas av flera andra hålhäckande fågelarter och fladdermöss, däribland pärluggla (EN, §4), knipa (§4), salskrake (§4) och skogsduva (§4). Hökuggla (VU, §4) och slaguggla (§4) häckar ofta i högstubbar som brutits av i höjd med ett gammalt spillkråkebo (SLU Artdatabanken, 2026; Skogsstyrelsen, 2016).</w:t>
       </w:r>
     </w:p>
     <w:p>
@@ -223,7 +223,7 @@
     </w:p>
     <w:p>
       <w:r>
-        <w:t xml:space="preserve">Spillkråka (NT) är rödlistad som nära hotad, fridlyst enligt §4 Artskyddsförordningen, typisk art för </w:t>
+        <w:t xml:space="preserve">Spillkråka (§4) ingår i bilaga 1 EU:s fågeldirektiv och är typisk art för </w:t>
       </w:r>
       <w:r>
         <w:rPr>
@@ -241,12 +241,12 @@
         <w:t xml:space="preserve"> 9740 Skogsbevuxen myr</w:t>
       </w:r>
       <w:r>
-        <w:t xml:space="preserve"> och ingår i bilaga 1 i EU:s fågeldirektiv. Spillkråka lever i både barr- och blandskog liksom i ren lövskog. De tätaste populationerna tenderar att finnas i äldre, variationsrik blandskog med gott om död ved och gamla träd. Spillkråka är en nyckelart i skogliga miljöer vars övergivna bohål utnyttjas av flera andra hålhäckande fågelarter och fladdermöss (SLU Artdatabanken, 2023; Skogsstyrelsen 2016).</w:t>
+        <w:t>. Den lever i både barr- och blandskog liksom i ren lövskog. De tätaste populationerna tenderar att finnas i äldre, variationsrik blandskog med gott om död ved och gamla träd. Varje par utnyttjar 400–1000 hektar skog beroende på skogens kvalitet. Skogsbruk med korta omloppstider och täta, homogena ungskogar utgör det största hotet (SLU Artdatabanken, 2026).</w:t>
       </w:r>
     </w:p>
     <w:p>
       <w:r>
-        <w:t>Varje par utnyttjar 400–1000 hektar skog beroende på skogens kvalitet. En minskning av populationen pågår på grund av minskad tillgång på lämpliga bo- och födoträd och minskad födotillgång. Spillkråkans minskningstakt har uppgått till 19 (24–10) % under de senaste 15 åren. Minskningstakten för den svenska populationen bedöms vara nära gränsvärdet för Sårbar (VU) (A2bc). Skogsbruk med korta omloppstider och täta, homogena ungskogar utgör det största hotet (SLU Artdatabanken 2023).</w:t>
+        <w:t>Spillkråka är en nyckelart i skogliga miljöer vars övergivna bohål utnyttjas av flera andra hålhäckande fågelarter och fladdermöss, däribland pärluggla (EN, §4), knipa (§4), salskrake (§4) och skogsduva (§4). Hökuggla (VU, §4) och slaguggla (§4) häckar ofta i högstubbar som brutits av i höjd med ett gammalt spillkråkebo (Skogsstyrelsen, 2016).</w:t>
       </w:r>
     </w:p>
     <w:p>
@@ -273,7 +273,7 @@
     </w:p>
     <w:p>
       <w:r>
-        <w:t xml:space="preserve">SLU Artdatabanken, 2023. </w:t>
+        <w:t xml:space="preserve">SLU Artdatabanken, 2026. </w:t>
       </w:r>
       <w:r>
         <w:rPr>
@@ -282,7 +282,7 @@
         <w:t xml:space="preserve">Artfaktablad. Naturvård – artfakta. </w:t>
       </w:r>
       <w:r>
-        <w:t>SLU Artdatabanken, Uppsala</w:t>
+        <w:t>SLU Artdatabanken, Uppsala.</w:t>
       </w:r>
     </w:p>
     <w:sectPr>
@@ -413,7 +413,7 @@
     <w:r>
       <w:tab/>
       <w:tab/>
-      <w:t>2026-04-06</w:t>
+      <w:t>2026-04-07</w:t>
       <w:br/>
       <w:br/>
     </w:r>

--- a/tillsyn/A 10602-2026 tillsynsbegäran.docx
+++ b/tillsyn/A 10602-2026 tillsynsbegäran.docx
@@ -413,7 +413,7 @@
     <w:r>
       <w:tab/>
       <w:tab/>
-      <w:t>2026-04-07</w:t>
+      <w:t>2026-04-08</w:t>
       <w:br/>
       <w:br/>
     </w:r>

--- a/tillsyn/A 10602-2026 tillsynsbegäran.docx
+++ b/tillsyn/A 10602-2026 tillsynsbegäran.docx
@@ -413,7 +413,7 @@
     <w:r>
       <w:tab/>
       <w:tab/>
-      <w:t>2026-04-08</w:t>
+      <w:t>2026-04-09</w:t>
       <w:br/>
       <w:br/>
     </w:r>

--- a/tillsyn/A 10602-2026 tillsynsbegäran.docx
+++ b/tillsyn/A 10602-2026 tillsynsbegäran.docx
@@ -413,7 +413,7 @@
     <w:r>
       <w:tab/>
       <w:tab/>
-      <w:t>2026-04-09</w:t>
+      <w:t>2026-04-10</w:t>
       <w:br/>
       <w:br/>
     </w:r>

--- a/tillsyn/A 10602-2026 tillsynsbegäran.docx
+++ b/tillsyn/A 10602-2026 tillsynsbegäran.docx
@@ -413,7 +413,7 @@
     <w:r>
       <w:tab/>
       <w:tab/>
-      <w:t>2026-04-10</w:t>
+      <w:t>2026-04-11</w:t>
       <w:br/>
       <w:br/>
     </w:r>

--- a/tillsyn/A 10602-2026 tillsynsbegäran.docx
+++ b/tillsyn/A 10602-2026 tillsynsbegäran.docx
@@ -413,7 +413,7 @@
     <w:r>
       <w:tab/>
       <w:tab/>
-      <w:t>2026-04-11</w:t>
+      <w:t>2026-04-12</w:t>
       <w:br/>
       <w:br/>
     </w:r>

--- a/tillsyn/A 10602-2026 tillsynsbegäran.docx
+++ b/tillsyn/A 10602-2026 tillsynsbegäran.docx
@@ -413,7 +413,7 @@
     <w:r>
       <w:tab/>
       <w:tab/>
-      <w:t>2026-04-14</w:t>
+      <w:t>2026-04-15</w:t>
       <w:br/>
       <w:br/>
     </w:r>

--- a/tillsyn/A 10602-2026 tillsynsbegäran.docx
+++ b/tillsyn/A 10602-2026 tillsynsbegäran.docx
@@ -413,7 +413,7 @@
     <w:r>
       <w:tab/>
       <w:tab/>
-      <w:t>2026-04-15</w:t>
+      <w:t>2026-04-16</w:t>
       <w:br/>
       <w:br/>
     </w:r>

--- a/tillsyn/A 10602-2026 tillsynsbegäran.docx
+++ b/tillsyn/A 10602-2026 tillsynsbegäran.docx
@@ -413,7 +413,7 @@
     <w:r>
       <w:tab/>
       <w:tab/>
-      <w:t>2026-04-16</w:t>
+      <w:t>2026-04-17</w:t>
       <w:br/>
       <w:br/>
     </w:r>

--- a/tillsyn/A 10602-2026 tillsynsbegäran.docx
+++ b/tillsyn/A 10602-2026 tillsynsbegäran.docx
@@ -413,7 +413,7 @@
     <w:r>
       <w:tab/>
       <w:tab/>
-      <w:t>2026-04-17</w:t>
+      <w:t>2026-04-18</w:t>
       <w:br/>
       <w:br/>
     </w:r>

--- a/tillsyn/A 10602-2026 tillsynsbegäran.docx
+++ b/tillsyn/A 10602-2026 tillsynsbegäran.docx
@@ -413,7 +413,7 @@
     <w:r>
       <w:tab/>
       <w:tab/>
-      <w:t>2026-04-18</w:t>
+      <w:t>2026-04-19</w:t>
       <w:br/>
       <w:br/>
     </w:r>

--- a/tillsyn/A 10602-2026 tillsynsbegäran.docx
+++ b/tillsyn/A 10602-2026 tillsynsbegäran.docx
@@ -413,7 +413,7 @@
     <w:r>
       <w:tab/>
       <w:tab/>
-      <w:t>2026-04-19</w:t>
+      <w:t>2026-04-20</w:t>
       <w:br/>
       <w:br/>
     </w:r>

--- a/tillsyn/A 10602-2026 tillsynsbegäran.docx
+++ b/tillsyn/A 10602-2026 tillsynsbegäran.docx
@@ -413,7 +413,7 @@
     <w:r>
       <w:tab/>
       <w:tab/>
-      <w:t>2026-04-20</w:t>
+      <w:t>2026-04-21</w:t>
       <w:br/>
       <w:br/>
     </w:r>

--- a/tillsyn/A 10602-2026 tillsynsbegäran.docx
+++ b/tillsyn/A 10602-2026 tillsynsbegäran.docx
@@ -413,7 +413,7 @@
     <w:r>
       <w:tab/>
       <w:tab/>
-      <w:t>2026-04-21</w:t>
+      <w:t>2026-04-22</w:t>
       <w:br/>
       <w:br/>
     </w:r>

--- a/tillsyn/A 10602-2026 tillsynsbegäran.docx
+++ b/tillsyn/A 10602-2026 tillsynsbegäran.docx
@@ -413,7 +413,7 @@
     <w:r>
       <w:tab/>
       <w:tab/>
-      <w:t>2026-04-22</w:t>
+      <w:t>2026-04-23</w:t>
       <w:br/>
       <w:br/>
     </w:r>

--- a/tillsyn/A 10602-2026 tillsynsbegäran.docx
+++ b/tillsyn/A 10602-2026 tillsynsbegäran.docx
@@ -413,7 +413,7 @@
     <w:r>
       <w:tab/>
       <w:tab/>
-      <w:t>2026-04-23</w:t>
+      <w:t>2026-04-24</w:t>
       <w:br/>
       <w:br/>
     </w:r>

--- a/tillsyn/A 10602-2026 tillsynsbegäran.docx
+++ b/tillsyn/A 10602-2026 tillsynsbegäran.docx
@@ -413,7 +413,7 @@
     <w:r>
       <w:tab/>
       <w:tab/>
-      <w:t>2026-04-24</w:t>
+      <w:t>2026-04-25</w:t>
       <w:br/>
       <w:br/>
     </w:r>

--- a/tillsyn/A 10602-2026 tillsynsbegäran.docx
+++ b/tillsyn/A 10602-2026 tillsynsbegäran.docx
@@ -413,7 +413,7 @@
     <w:r>
       <w:tab/>
       <w:tab/>
-      <w:t>2026-04-25</w:t>
+      <w:t>2026-04-26</w:t>
       <w:br/>
       <w:br/>
     </w:r>

--- a/tillsyn/A 10602-2026 tillsynsbegäran.docx
+++ b/tillsyn/A 10602-2026 tillsynsbegäran.docx
@@ -413,7 +413,7 @@
     <w:r>
       <w:tab/>
       <w:tab/>
-      <w:t>2026-04-26</w:t>
+      <w:t>2026-04-27</w:t>
       <w:br/>
       <w:br/>
     </w:r>

--- a/tillsyn/A 10602-2026 tillsynsbegäran.docx
+++ b/tillsyn/A 10602-2026 tillsynsbegäran.docx
@@ -413,7 +413,7 @@
     <w:r>
       <w:tab/>
       <w:tab/>
-      <w:t>2026-04-27</w:t>
+      <w:t>2026-04-28</w:t>
       <w:br/>
       <w:br/>
     </w:r>

--- a/tillsyn/A 10602-2026 tillsynsbegäran.docx
+++ b/tillsyn/A 10602-2026 tillsynsbegäran.docx
@@ -413,7 +413,7 @@
     <w:r>
       <w:tab/>
       <w:tab/>
-      <w:t>2026-04-28</w:t>
+      <w:t>2026-04-29</w:t>
       <w:br/>
       <w:br/>
     </w:r>

--- a/tillsyn/A 10602-2026 tillsynsbegäran.docx
+++ b/tillsyn/A 10602-2026 tillsynsbegäran.docx
@@ -413,7 +413,7 @@
     <w:r>
       <w:tab/>
       <w:tab/>
-      <w:t>2026-04-29</w:t>
+      <w:t>2026-04-30</w:t>
       <w:br/>
       <w:br/>
     </w:r>

--- a/tillsyn/A 10602-2026 tillsynsbegäran.docx
+++ b/tillsyn/A 10602-2026 tillsynsbegäran.docx
@@ -413,7 +413,7 @@
     <w:r>
       <w:tab/>
       <w:tab/>
-      <w:t>2026-04-30</w:t>
+      <w:t>2026-05-01</w:t>
       <w:br/>
       <w:br/>
     </w:r>

--- a/tillsyn/A 10602-2026 tillsynsbegäran.docx
+++ b/tillsyn/A 10602-2026 tillsynsbegäran.docx
@@ -413,7 +413,7 @@
     <w:r>
       <w:tab/>
       <w:tab/>
-      <w:t>2026-05-01</w:t>
+      <w:t>2026-05-02</w:t>
       <w:br/>
       <w:br/>
     </w:r>

--- a/tillsyn/A 10602-2026 tillsynsbegäran.docx
+++ b/tillsyn/A 10602-2026 tillsynsbegäran.docx
@@ -413,7 +413,7 @@
     <w:r>
       <w:tab/>
       <w:tab/>
-      <w:t>2026-05-02</w:t>
+      <w:t>2026-05-03</w:t>
       <w:br/>
       <w:br/>
     </w:r>

--- a/tillsyn/A 10602-2026 tillsynsbegäran.docx
+++ b/tillsyn/A 10602-2026 tillsynsbegäran.docx
@@ -413,7 +413,7 @@
     <w:r>
       <w:tab/>
       <w:tab/>
-      <w:t>2026-05-03</w:t>
+      <w:t>2026-05-04</w:t>
       <w:br/>
       <w:br/>
     </w:r>
